--- a/docx/models/SY003-童萌-主题活动通用模板.docx
+++ b/docx/models/SY003-童萌-主题活动通用模板.docx
@@ -30,6 +30,25 @@
           <w:lang w:val="en-US" w:eastAsia="zh-CN"/>
         </w:rPr>
       </w:pPr>
+      <w:r>
+        <w:rPr>
+          <w:rFonts w:hint="eastAsia" w:ascii="微软雅黑" w:hAnsi="微软雅黑" w:eastAsia="微软雅黑" w:cs="微软雅黑"/>
+          <w:b/>
+          <w:sz w:val="21"/>
+          <w:szCs w:val="21"/>
+        </w:rPr>
+        <w:t>课程编号</w:t>
+      </w:r>
+      <w:r>
+        <w:rPr>
+          <w:rFonts w:hint="default" w:ascii="微软雅黑" w:hAnsi="微软雅黑" w:eastAsia="微软雅黑" w:cs="微软雅黑"/>
+          <w:b/>
+          <w:sz w:val="21"/>
+          <w:szCs w:val="21"/>
+          <w:lang w:val="en-US"/>
+        </w:rPr>
+        <w:t>:</w:t>
+      </w:r>
       <w:r>
         <w:rPr>
           <w:rFonts w:hint="eastAsia" w:ascii="微软雅黑" w:hAnsi="微软雅黑" w:eastAsia="微软雅黑" w:cs="微软雅黑"/>
@@ -78,6 +97,8 @@
         </w:rPr>
         <w:t>：</w:t>
       </w:r>
+      <w:bookmarkStart w:id="0" w:name="_GoBack"/>
+      <w:bookmarkEnd w:id="0"/>
     </w:p>
     <w:tbl>
       <w:tblPr>
@@ -393,8 +414,6 @@
               </w:rPr>
               <w:t>zzzz</w:t>
             </w:r>
-            <w:bookmarkStart w:id="0" w:name="_GoBack"/>
-            <w:bookmarkEnd w:id="0"/>
           </w:p>
         </w:tc>
       </w:tr>
